--- a/docs/informe-apf2.docx
+++ b/docs/informe-apf2.docx
@@ -20664,7 +20664,20 @@
           <w:color w:val="000000"/>
           <w:sz w:val="18"/>
         </w:rPr>
-        <w:t>Commits relevantes por integrante: el codigo de los dos componentes no se copio al repositorio padre, sino que se incorpora como submodulos Git, de modo que el historial de cada parte se conserva integro y cada commit conserva su autor. Commits del submodulo app/aspefo-demo (portal institucional, submodulo Git):</w:t>
+        <w:t>Commits relevantes por integrante: el codigo de los dos componentes no se copio al repositorio padre, sino que se incorpora como submodulos Git, de modo que el historial de cada parte se conserva integro y cada commit conserva su autor. Commits del repositorio padre (servicios-cloud-apf2-equipo04, rama main):</w:t>
+        <w:br/>
+        <w:t>- 3f298b1 (2026-10-20, Donato Laynes): docs: informe final del APF2 (Avance de Proyecto Final 2)</w:t>
+        <w:br/>
+        <w:t>- a537d1a (2026-10-20, Donato Laynes): docs: registro de evidencias de validacion E-01 a E-06</w:t>
+        <w:br/>
+        <w:t>- e9516cd (2026-10-20, Donato Laynes): docs: inventario de recursos, matriz de trazabilidad y plan de continuidad</w:t>
+        <w:br/>
+        <w:t>- 4b05378 (2026-10-20, Donato Laynes): docs: arquitectura de la solucion y topologia de red</w:t>
+        <w:br/>
+        <w:t>- a6f6ee3 (2026-10-20, Donato Laynes): chore: estructura del repositorio e integracion de los modulos de aplicacion</w:t>
+        <w:br/>
+        <w:br/>
+        <w:t>Commits del submodulo app/aspefo-demo (portal institucional, submodulo Git):</w:t>
         <w:br/>
         <w:t>- 9dbd2df (2026-10-20, Donato Laynes): fix(frontend): corregir doble codificacion UTF-8 en vite.config.ts</w:t>
         <w:br/>
@@ -20685,7 +20698,7 @@
         <w:br/>
         <w:t>- 52d0a52 (2026-07-02, Donato Laynes): Backend original ENAO</w:t>
         <w:br/>
-        <w:t>El repositorio padre agrupa los commits por componente funcional: estructura inicial con los submodulos, contenizacion, infraestructura en Terraform, correccion del backend, correccion del frontend, documentacion y evidencias. La atribucion por integrante se explicita en el mensaje de cada commit. Control de secretos: se confirma que NO se versionaron contrasenas, tokens, claves privadas ni credenciales de ningun tipo. Las contrasenas de MySQL y el secreto de firma JWT llegan por variables de entorno desde un archivo .env, que esta en .gitignore junto con .env.local, *.pem, *.key e id_rsa; el archivo config/ejemplos.env solo contiene marcadores de posicion. El sembrado de datos del backend quedo desactivado por defecto y sus contrasenas se sustituyeron por variables de entorno. La verificacion se automatiza en scripts/verificar-codificacion.py, que recorre el arbol versionado confirmando la ausencia de BOM, la decodificacion estricta en UTF-8 y la ausencia de caracteres de control C1, y se contrasta con la revision de git ls-files.</w:t>
+        <w:t>El repositorio padre agrupa los commits por componente funcional: estructura inicial con los submodulos, contenizacion e infraestructura en Terraform, documentacion tecnica, registro de evidencias e informe final. La atribucion por integrante se explicita en el mensaje de cada commit. Control de secretos: se confirma que NO se versionaron contrasenas, tokens, claves privadas ni credenciales de ningun tipo. Las contrasenas de MySQL y el secreto de firma JWT llegan por variables de entorno desde un archivo .env, que esta en .gitignore junto con .env.local, *.pem, *.key e id_rsa; el archivo config/ejemplos.env solo contiene marcadores de posicion. El sembrado de datos del backend quedo desactivado por defecto y sus contrasenas se sustituyeron por variables de entorno. La verificacion se automatiza en scripts/verificar-codificacion.py, que recorre el arbol versionado confirmando la ausencia de BOM, la decodificacion estricta en UTF-8 y la ausencia de caracteres de control C1, y se contrasta con la revision de git ls-files.</w:t>
       </w:r>
     </w:p>
     <w:p>
